--- a/Tai lieu/camera-ready/HI26-0013_Supplementary-Appendices.docx
+++ b/Tai lieu/camera-ready/HI26-0013_Supplementary-Appendices.docx
@@ -35123,7 +35123,7 @@
     </w:p>
     <w:p>
       <w:pPr>
-        <w:divId w:val="947782340"/>
+        <w:divId w:val="616720163"/>
         <w:rPr>
           <w:rFonts w:ascii="Georgia" w:eastAsia="Times New Roman" w:hAnsi="Georgia"/>
           <w:i/>
@@ -40530,9 +40530,9 @@
 <file path=word/numbering.xml><?xml version="1.0" encoding="utf-8"?>
 <w:numbering xmlns:wpc="http://schemas.microsoft.com/office/word/2010/wordprocessingCanvas" xmlns:cx="http://schemas.microsoft.com/office/drawing/2014/chartex" xmlns:mc="http://schemas.openxmlformats.org/markup-compatibility/2006" xmlns:o="urn:schemas-microsoft-com:office:office" xmlns:r="http://schemas.openxmlformats.org/officeDocument/2006/relationships" xmlns:m="http://schemas.openxmlformats.org/officeDocument/2006/math" xmlns:v="urn:schemas-microsoft-com:vml" xmlns:wp14="http://schemas.microsoft.com/office/word/2010/wordprocessingDrawing" xmlns:wp="http://schemas.openxmlformats.org/drawingml/2006/wordprocessingDrawing" xmlns:w10="urn:schemas-microsoft-com:office:word" xmlns:w="http://schemas.openxmlformats.org/wordprocessingml/2006/main" xmlns:w14="http://schemas.microsoft.com/office/word/2010/wordml" xmlns:w15="http://schemas.microsoft.com/office/word/2012/wordml" xmlns:w16se="http://schemas.microsoft.com/office/word/2015/wordml/symex" xmlns:wpg="http://schemas.microsoft.com/office/word/2010/wordprocessingGroup" xmlns:wpi="http://schemas.microsoft.com/office/word/2010/wordprocessingInk" xmlns:wne="http://schemas.microsoft.com/office/word/2006/wordml" xmlns:wps="http://schemas.microsoft.com/office/word/2010/wordprocessingShape" mc:Ignorable="w14 w15 w16se wp14">
   <w:abstractNum w:abstractNumId="0" w15:restartNumberingAfterBreak="0">
-    <w:nsid w:val="0A1A300A"/>
+    <w:nsid w:val="4823184C"/>
     <w:multiLevelType w:val="multilevel"/>
-    <w:tmpl w:val="7CDEE750"/>
+    <w:tmpl w:val="9034C6E8"/>
     <w:lvl w:ilvl="0">
       <w:start w:val="1"/>
       <w:numFmt w:val="decimal"/>
